--- a/documentacion/18-cedula-de-respuesta-DGIVA.docx
+++ b/documentacion/18-cedula-de-respuesta-DGIVA.docx
@@ -417,7 +417,7 @@
                 <w:sz w:val="19"/>
                 <w:szCs w:val="19"/>
               </w:rPr>
-              <w:t xml:space="preserve">Naturaleza jurídica del canal</w:t>
+              <w:t xml:space="preserve">Fundamento y alcance de la recepción</w:t>
             </w:r>
           </w:p>
         </w:tc>
@@ -1682,7 +1682,7 @@
     </w:tbl>
     <w:p>
       <w:pPr>
-        <w:spacing w:after="0" w:before="80" w:line="264"/>
+        <w:spacing w:after="360" w:before="80" w:line="264"/>
       </w:pPr>
       <w:r>
         <w:rPr>
@@ -1694,11 +1694,6 @@
           <w:szCs w:val="16"/>
         </w:rPr>
         <w:t xml:space="preserve">Nota: el bloque I condiciona la redacción de todos los textos del formulario; el bloque II no requiere consulta jurídica; el bloque III se resuelve con opinión de la unidad jurídica de la Secretaría.</w:t>
-      </w:r>
-    </w:p>
-    <w:p>
-      <w:r>
-        <w:br w:type="page"/>
       </w:r>
     </w:p>
     <w:p>
@@ -1824,7 +1819,7 @@
                 <w:sz w:val="21"/>
                 <w:szCs w:val="21"/>
               </w:rPr>
-              <w:t xml:space="preserve">¿Qué es jurídicamente este canal: un reporte ciudadano o una denuncia ciudadana?</w:t>
+              <w:t xml:space="preserve">¿Con qué fundamento recibe la Secretaría, y qué obligaciones asume al recibir?</w:t>
             </w:r>
           </w:p>
         </w:tc>
@@ -1873,7 +1868,37 @@
           <w:sz w:val="20"/>
           <w:szCs w:val="20"/>
         </w:rPr>
-        <w:t xml:space="preserve">El artículo 329 de la Ley Ambiental de la Ciudad de México dispone que la denuncia ciudadana se presenta ante la Procuraduría, no ante la Secretaría, y el artículo 332 exige su ratificación y obliga a contestar en treinta días hábiles. La Ley no prevé a la Secretaría como receptora.</w:t>
+        <w:t xml:space="preserve">La recepción no está en duda. El Reglamento Interior del Poder Ejecutivo y de la Administración Pública de la Ciudad de México, vigente al 27 de marzo de 2026, la ordena en términos literales: su artículo 191, fracción XXX, corresponde a esta Dirección General «Recibir, tramitar, atender, denuncias ciudadanas […] relacionadas con suelo urbano y áreas de valor ambiental», y el artículo 188, fracción XXXVIII, dice lo mismo para la Dirección General de la Comisión de Recursos Naturales y Desarrollo Rural en suelo de conservación y Áreas Naturales Protegidas. Ambas son de la reforma del 19 de enero de 2023.</w:t>
+      </w:r>
+    </w:p>
+    <w:p>
+      <w:pPr>
+        <w:spacing w:after="100" w:before="0" w:line="264"/>
+        <w:jc w:val="both"/>
+      </w:pPr>
+      <w:r>
+        <w:rPr>
+          <w:rFonts w:ascii="Roboto" w:cs="Roboto" w:eastAsia="Roboto" w:hAnsi="Roboto"/>
+          <w:color w:val="1A1A1A"/>
+          <w:sz w:val="20"/>
+          <w:szCs w:val="20"/>
+        </w:rPr>
+        <w:t xml:space="preserve">El artículo 329 de la Ley Ambiental dispone que toda persona «podrá denunciar ante la Procuraduría»: es una vía que se abre a la persona, no una competencia exclusiva, y su segundo párrafo presupone que otra autoridad reciba la denuncia y la turne cuando no le corresponda.</w:t>
+      </w:r>
+    </w:p>
+    <w:p>
+      <w:pPr>
+        <w:spacing w:after="100" w:before="0" w:line="264"/>
+        <w:jc w:val="both"/>
+      </w:pPr>
+      <w:r>
+        <w:rPr>
+          <w:rFonts w:ascii="Roboto" w:cs="Roboto" w:eastAsia="Roboto" w:hAnsi="Roboto"/>
+          <w:color w:val="1A1A1A"/>
+          <w:sz w:val="20"/>
+          <w:szCs w:val="20"/>
+        </w:rPr>
+        <w:t xml:space="preserve">La ratificación y la contestación en treinta días hábiles del artículo 332 son cargas de la Procuraduría; no se trasladan a la Secretaría por recibir. El último párrafo de ese artículo, en cambio, no acota el sujeto: «La autoridad estará obligada a informar al denunciante sobre el trámite que recaiga a su denuncia». Conviene asumirla, y es lo que pregunta P-07.</w:t>
       </w:r>
     </w:p>
     <w:p>
@@ -1937,7 +1962,7 @@
                 <w:sz w:val="20"/>
                 <w:szCs w:val="20"/>
               </w:rPr>
-              <w:t xml:space="preserve">A. Reporte ciudadano. </w:t>
+              <w:t xml:space="preserve">A. Denuncia ciudadana ante la Secretaría. </w:t>
             </w:r>
             <w:r>
               <w:rPr>
@@ -1946,7 +1971,7 @@
                 <w:sz w:val="20"/>
                 <w:szCs w:val="20"/>
               </w:rPr>
-              <w:t xml:space="preserve">El formulario capta información que, conforme al artículo 280 de la Ley Ambiental, la Secretaría valora para instaurar por sí misma el procedimiento de inspección. No requiere ratificación, es compatible con el anonimato y no obliga a plazo de respuesta.</w:t>
+              <w:t xml:space="preserve">Se recibe, se tramita y se atiende con fundamento en las fracciones citadas, y el acuse informa que existen además la vía de la Procuraduría y la penal ante la Fiscalía. La Secretaría fija su propio plazo para informar del trámite.</w:t>
             </w:r>
           </w:p>
         </w:tc>
@@ -1979,7 +2004,7 @@
                 <w:sz w:val="20"/>
                 <w:szCs w:val="20"/>
               </w:rPr>
-              <w:t xml:space="preserve">B. Denuncia ciudadana en sentido estricto. </w:t>
+              <w:t xml:space="preserve">B. Ventanilla que remite a la Procuraduría. </w:t>
             </w:r>
             <w:r>
               <w:rPr>
@@ -1988,7 +2013,7 @@
                 <w:sz w:val="20"/>
                 <w:szCs w:val="20"/>
               </w:rPr>
-              <w:t xml:space="preserve">El formulario opera como ventanilla que remite a la Procuraduría, con ratificación en tres días hábiles y respuesta en treinta días hábiles.</w:t>
+              <w:t xml:space="preserve">El formulario capta y remite. Renuncia a una facultad que el Reglamento Interior atribuye expresamente a estas direcciones generales.</w:t>
             </w:r>
           </w:p>
         </w:tc>
@@ -2020,7 +2045,7 @@
                 <w:sz w:val="20"/>
                 <w:szCs w:val="20"/>
               </w:rPr>
-              <w:t xml:space="preserve">C. Mixta con remisión automática. </w:t>
+              <w:t xml:space="preserve">C. Atención propia con remisión automática. </w:t>
             </w:r>
             <w:r>
               <w:rPr>
@@ -2029,7 +2054,7 @@
                 <w:sz w:val="20"/>
                 <w:szCs w:val="20"/>
               </w:rPr>
-              <w:t xml:space="preserve">Se capta como reporte y además se remite a la Procuraduría en todos los casos.</w:t>
+              <w:t xml:space="preserve">Se atiende aquí y además se remite siempre. Cada denuncia se volvería un requerimiento de la Procuraduría, con informe en diez días hábiles, sin beneficio para la persona.</w:t>
             </w:r>
           </w:p>
         </w:tc>
@@ -2062,7 +2087,7 @@
                 <w:sz w:val="20"/>
                 <w:szCs w:val="20"/>
               </w:rPr>
-              <w:t xml:space="preserve">D. Mixta con orientación. </w:t>
+              <w:t xml:space="preserve">D. Reporte ciudadano. </w:t>
             </w:r>
             <w:r>
               <w:rPr>
@@ -2071,7 +2096,7 @@
                 <w:sz w:val="20"/>
                 <w:szCs w:val="20"/>
               </w:rPr>
-              <w:t xml:space="preserve">Se capta como reporte y se informa a la persona denunciante que puede presentar además su denuncia ante la Procuraduría, sin remitirla de oficio.</w:t>
+              <w:t xml:space="preserve">Se capta información y se actúa de oficio conforme al artículo 280 de la Ley Ambiental, sin llamar denuncia al instrumento. Subutiliza el fundamento y desconcierta a quien conoce la figura.</w:t>
             </w:r>
           </w:p>
         </w:tc>
@@ -2120,7 +2145,7 @@
           <w:sz w:val="20"/>
           <w:szCs w:val="20"/>
         </w:rPr>
-        <w:t xml:space="preserve">Opción D, por tres razones verificadas en la Ley Orgánica de la Procuraduría Ambiental y del Ordenamiento Territorial.</w:t>
+        <w:t xml:space="preserve">Opción A. Es la que corresponde al texto vigente: ambas direcciones generales tienen atribución expresa para recibir, tramitar y atender denuncias ciudadanas, y el artículo 280 permite instaurar la inspección con la información recabada, sin ratificación.</w:t>
       </w:r>
     </w:p>
     <w:p>
@@ -2135,37 +2160,7 @@
           <w:sz w:val="20"/>
           <w:szCs w:val="20"/>
         </w:rPr>
-        <w:t xml:space="preserve">Primero. La Procuraduría no inspecciona: su artículo 25, fracción IV, la faculta para requerir a las autoridades competentes la realización de las visitas de verificación e inspección. En materia ambiental local esa autoridad es la Secretaría, de modo que la denuncia presentada allá regresa como requerimiento, con la carga añadida de rendir informe en diez días hábiles bajo apercibimiento de responsabilidad administrativa.</w:t>
-      </w:r>
-    </w:p>
-    <w:p>
-      <w:pPr>
-        <w:spacing w:after="100" w:before="0" w:line="264"/>
-        <w:jc w:val="both"/>
-      </w:pPr>
-      <w:r>
-        <w:rPr>
-          <w:rFonts w:ascii="Roboto" w:cs="Roboto" w:eastAsia="Roboto" w:hAnsi="Roboto"/>
-          <w:color w:val="1A1A1A"/>
-          <w:sz w:val="20"/>
-          <w:szCs w:val="20"/>
-        </w:rPr>
-        <w:t xml:space="preserve">Segundo. La remisión automática de la opción C generaría esa obligación de informar por cada caso, sin beneficio para la persona denunciante.</w:t>
-      </w:r>
-    </w:p>
-    <w:p>
-      <w:pPr>
-        <w:spacing w:after="100" w:before="0" w:line="264"/>
-        <w:jc w:val="both"/>
-      </w:pPr>
-      <w:r>
-        <w:rPr>
-          <w:rFonts w:ascii="Roboto" w:cs="Roboto" w:eastAsia="Roboto" w:hAnsi="Roboto"/>
-          <w:color w:val="1A1A1A"/>
-          <w:sz w:val="20"/>
-          <w:szCs w:val="20"/>
-        </w:rPr>
-        <w:t xml:space="preserve">Tercero. La actuación de oficio no exige ratificación: el artículo 280 de la Ley Ambiental basta para instaurar el procedimiento con la información recabada.</w:t>
+        <w:t xml:space="preserve">Lo que obliga a cuidar es el acuse: debe decir que la Secretaría atiende la denuncia, en qué plazo informa del trámite, y que quien quiera la respuesta del artículo 332 puede acudir además a la Procuraduría.</w:t>
       </w:r>
     </w:p>
     <w:p>
